--- a/Navsad_Alam_Cover_Letter.docx
+++ b/Navsad_Alam_Cover_Letter.docx
@@ -55,7 +55,7 @@
           <w:bCs w:val="1"/>
           <w:rtl w:val="0"/>
         </w:rPr>
-        <w:t xml:space="preserve">Subject: Application for Senior Unreal Engine Artist Role</w:t>
+        <w:t xml:space="preserve">Subject: Application for  Unreal Engine Artist Role</w:t>
       </w:r>
       <w:r>
         <w:rPr>
